--- a/Отчёты/ТПИС!ТСиСА/ТПИС_7.docx
+++ b/Отчёты/ТПИС!ТСиСА/ТПИС_7.docx
@@ -1,6 +1,6 @@
 
 <file path=word/document.xml><?xml version="1.0" encoding="utf-8"?>
-<w:document xmlns:wpc="http://schemas.microsoft.com/office/word/2010/wordprocessingCanvas" xmlns:cx="http://schemas.microsoft.com/office/drawing/2014/chartex" xmlns:cx1="http://schemas.microsoft.com/office/drawing/2015/9/8/chartex" xmlns:cx2="http://schemas.microsoft.com/office/drawing/2015/10/21/chartex" xmlns:cx3="http://schemas.microsoft.com/office/drawing/2016/5/9/chartex" xmlns:cx4="http://schemas.microsoft.com/office/drawing/2016/5/10/chartex" xmlns:cx5="http://schemas.microsoft.com/office/drawing/2016/5/11/chartex" xmlns:cx6="http://schemas.microsoft.com/office/drawing/2016/5/12/chartex" xmlns:cx7="http://schemas.microsoft.com/office/drawing/2016/5/13/chartex" xmlns:cx8="http://schemas.microsoft.com/office/drawing/2016/5/14/chartex" xmlns:mc="http://schemas.openxmlformats.org/markup-compatibility/2006" xmlns:aink="http://schemas.microsoft.com/office/drawing/2016/ink" xmlns:am3d="http://schemas.microsoft.com/office/drawing/2017/model3d" xmlns:o="urn:schemas-microsoft-com:office:office" xmlns:oel="http://schemas.microsoft.com/office/2019/extlst" xmlns:r="http://schemas.openxmlformats.org/officeDocument/2006/relationships" xmlns:m="http://schemas.openxmlformats.org/officeDocument/2006/math" xmlns:v="urn:schemas-microsoft-com:vml" xmlns:wp14="http://schemas.microsoft.com/office/word/2010/wordprocessingDrawing" xmlns:wp="http://schemas.openxmlformats.org/drawingml/2006/wordprocessingDrawing" xmlns:w10="urn:schemas-microsoft-com:office:word" xmlns:w="http://schemas.openxmlformats.org/wordprocessingml/2006/main" xmlns:w14="http://schemas.microsoft.com/office/word/2010/wordml" xmlns:w15="http://schemas.microsoft.com/office/word/2012/wordml" xmlns:w16cex="http://schemas.microsoft.com/office/word/2018/wordml/cex" xmlns:w16cid="http://schemas.microsoft.com/office/word/2016/wordml/cid" xmlns:w16="http://schemas.microsoft.com/office/word/2018/wordml" xmlns:w16sdtdh="http://schemas.microsoft.com/office/word/2020/wordml/sdtdatahash" xmlns:w16se="http://schemas.microsoft.com/office/word/2015/wordml/symex" xmlns:wpg="http://schemas.microsoft.com/office/word/2010/wordprocessingGroup" xmlns:wpi="http://schemas.microsoft.com/office/word/2010/wordprocessingInk" xmlns:wne="http://schemas.microsoft.com/office/word/2006/wordml" xmlns:wps="http://schemas.microsoft.com/office/word/2010/wordprocessingShape" mc:Ignorable="w14 w15 w16se w16cid w16 w16cex w16sdtdh wp14">
+<w:document xmlns:wpc="http://schemas.microsoft.com/office/word/2010/wordprocessingCanvas" xmlns:cx="http://schemas.microsoft.com/office/drawing/2014/chartex" xmlns:cx1="http://schemas.microsoft.com/office/drawing/2015/9/8/chartex" xmlns:cx2="http://schemas.microsoft.com/office/drawing/2015/10/21/chartex" xmlns:cx3="http://schemas.microsoft.com/office/drawing/2016/5/9/chartex" xmlns:cx4="http://schemas.microsoft.com/office/drawing/2016/5/10/chartex" xmlns:cx5="http://schemas.microsoft.com/office/drawing/2016/5/11/chartex" xmlns:cx6="http://schemas.microsoft.com/office/drawing/2016/5/12/chartex" xmlns:cx7="http://schemas.microsoft.com/office/drawing/2016/5/13/chartex" xmlns:cx8="http://schemas.microsoft.com/office/drawing/2016/5/14/chartex" xmlns:mc="http://schemas.openxmlformats.org/markup-compatibility/2006" xmlns:aink="http://schemas.microsoft.com/office/drawing/2016/ink" xmlns:am3d="http://schemas.microsoft.com/office/drawing/2017/model3d" xmlns:o="urn:schemas-microsoft-com:office:office" xmlns:r="http://schemas.openxmlformats.org/officeDocument/2006/relationships" xmlns:m="http://schemas.openxmlformats.org/officeDocument/2006/math" xmlns:v="urn:schemas-microsoft-com:vml" xmlns:wp14="http://schemas.microsoft.com/office/word/2010/wordprocessingDrawing" xmlns:wp="http://schemas.openxmlformats.org/drawingml/2006/wordprocessingDrawing" xmlns:w10="urn:schemas-microsoft-com:office:word" xmlns:w="http://schemas.openxmlformats.org/wordprocessingml/2006/main" xmlns:w14="http://schemas.microsoft.com/office/word/2010/wordml" xmlns:w15="http://schemas.microsoft.com/office/word/2012/wordml" xmlns:w16cex="http://schemas.microsoft.com/office/word/2018/wordml/cex" xmlns:w16cid="http://schemas.microsoft.com/office/word/2016/wordml/cid" xmlns:w16="http://schemas.microsoft.com/office/word/2018/wordml" xmlns:w16sdtdh="http://schemas.microsoft.com/office/word/2020/wordml/sdtdatahash" xmlns:w16se="http://schemas.microsoft.com/office/word/2015/wordml/symex" xmlns:wpg="http://schemas.microsoft.com/office/word/2010/wordprocessingGroup" xmlns:wpi="http://schemas.microsoft.com/office/word/2010/wordprocessingInk" xmlns:wne="http://schemas.microsoft.com/office/word/2006/wordml" xmlns:wps="http://schemas.microsoft.com/office/word/2010/wordprocessingShape" mc:Ignorable="w14 w15 w16se w16cid w16 w16cex w16sdtdh wp14">
   <w:body>
     <w:p>
       <w:pPr>
@@ -135,7 +135,15 @@
           <w:szCs w:val="28"/>
           <w:lang w:val="en-US"/>
         </w:rPr>
-        <w:t>IDEF0</w:t>
+        <w:t>IDEF</w:t>
+      </w:r>
+      <w:r>
+        <w:rPr>
+          <w:color w:val="000000" w:themeColor="text1"/>
+          <w:sz w:val="28"/>
+          <w:szCs w:val="28"/>
+        </w:rPr>
+        <w:t>0</w:t>
       </w:r>
     </w:p>
     <w:p>
@@ -637,11 +645,14 @@
         <w:jc w:val="center"/>
       </w:pPr>
       <w:r>
+        <w:rPr>
+          <w:noProof/>
+        </w:rPr>
         <w:lastRenderedPageBreak/>
         <w:drawing>
-          <wp:inline distT="0" distB="0" distL="0" distR="0" wp14:anchorId="5647A382" wp14:editId="51E021FB">
-            <wp:extent cx="5940425" cy="3648710"/>
-            <wp:effectExtent l="0" t="0" r="3175" b="8890"/>
+          <wp:inline distT="0" distB="0" distL="0" distR="0" wp14:anchorId="064959D8" wp14:editId="56E9C625">
+            <wp:extent cx="5940425" cy="3971925"/>
+            <wp:effectExtent l="0" t="0" r="3175" b="9525"/>
             <wp:docPr id="1" name="Рисунок 1"/>
             <wp:cNvGraphicFramePr>
               <a:graphicFrameLocks xmlns:a="http://schemas.openxmlformats.org/drawingml/2006/main" noChangeAspect="1"/>
@@ -662,7 +673,7 @@
                   <pic:spPr>
                     <a:xfrm>
                       <a:off x="0" y="0"/>
-                      <a:ext cx="5940425" cy="3648710"/>
+                      <a:ext cx="5940425" cy="3971925"/>
                     </a:xfrm>
                     <a:prstGeom prst="rect">
                       <a:avLst/>
@@ -689,7 +700,19 @@
         <w:t>2</w:t>
       </w:r>
       <w:r>
-        <w:t xml:space="preserve"> – Чёрный ящик образовательной системы</w:t>
+        <w:t xml:space="preserve"> – </w:t>
+      </w:r>
+      <w:r>
+        <w:t>«</w:t>
+      </w:r>
+      <w:r>
+        <w:t>Чёрный ящик</w:t>
+      </w:r>
+      <w:r>
+        <w:t>»</w:t>
+      </w:r>
+      <w:r>
+        <w:t xml:space="preserve"> образовательной системы</w:t>
       </w:r>
     </w:p>
     <w:p>
@@ -700,11 +723,14 @@
         <w:jc w:val="center"/>
       </w:pPr>
       <w:r>
+        <w:rPr>
+          <w:noProof/>
+        </w:rPr>
         <w:drawing>
-          <wp:inline distT="0" distB="0" distL="0" distR="0" wp14:anchorId="5C0FFB49" wp14:editId="3F02D4AF">
-            <wp:extent cx="5940425" cy="3949065"/>
-            <wp:effectExtent l="0" t="0" r="3175" b="0"/>
-            <wp:docPr id="2" name="Рисунок 2"/>
+          <wp:inline distT="0" distB="0" distL="0" distR="0" wp14:anchorId="5DAF132E" wp14:editId="4A3FC413">
+            <wp:extent cx="5940425" cy="4011295"/>
+            <wp:effectExtent l="0" t="0" r="3175" b="8255"/>
+            <wp:docPr id="13" name="Рисунок 13"/>
             <wp:cNvGraphicFramePr>
               <a:graphicFrameLocks xmlns:a="http://schemas.openxmlformats.org/drawingml/2006/main" noChangeAspect="1"/>
             </wp:cNvGraphicFramePr>
@@ -724,7 +750,7 @@
                   <pic:spPr>
                     <a:xfrm>
                       <a:off x="0" y="0"/>
-                      <a:ext cx="5940425" cy="3949065"/>
+                      <a:ext cx="5940425" cy="4011295"/>
                     </a:xfrm>
                     <a:prstGeom prst="rect">
                       <a:avLst/>
@@ -771,7 +797,11 @@
         <w:t>5</w:t>
       </w:r>
       <w:r>
-        <w:t xml:space="preserve"> представлены декомпозиции чёрного ящика на уровень А1.</w:t>
+        <w:t xml:space="preserve"> представлены декомпозиции чёрного ящика на </w:t>
+      </w:r>
+      <w:r>
+        <w:lastRenderedPageBreak/>
+        <w:t>уровень А1.</w:t>
       </w:r>
     </w:p>
     <w:p>
@@ -782,12 +812,14 @@
         <w:jc w:val="center"/>
       </w:pPr>
       <w:r>
-        <w:lastRenderedPageBreak/>
+        <w:rPr>
+          <w:noProof/>
+        </w:rPr>
         <w:drawing>
-          <wp:inline distT="0" distB="0" distL="0" distR="0" wp14:anchorId="24C4AD08" wp14:editId="4C690FDF">
-            <wp:extent cx="5427583" cy="2903220"/>
-            <wp:effectExtent l="0" t="0" r="1905" b="0"/>
-            <wp:docPr id="3" name="Рисунок 3"/>
+          <wp:inline distT="0" distB="0" distL="0" distR="0" wp14:anchorId="704B18A8" wp14:editId="50355801">
+            <wp:extent cx="5940425" cy="3947160"/>
+            <wp:effectExtent l="0" t="0" r="3175" b="0"/>
+            <wp:docPr id="17" name="Рисунок 17"/>
             <wp:cNvGraphicFramePr>
               <a:graphicFrameLocks xmlns:a="http://schemas.openxmlformats.org/drawingml/2006/main" noChangeAspect="1"/>
             </wp:cNvGraphicFramePr>
@@ -807,7 +839,7 @@
                   <pic:spPr>
                     <a:xfrm>
                       <a:off x="0" y="0"/>
-                      <a:ext cx="5431145" cy="2905125"/>
+                      <a:ext cx="5940425" cy="3947160"/>
                     </a:xfrm>
                     <a:prstGeom prst="rect">
                       <a:avLst/>
@@ -834,7 +866,13 @@
         <w:t>4</w:t>
       </w:r>
       <w:r>
-        <w:t xml:space="preserve"> – Декомпозиция «Выбор курса»</w:t>
+        <w:t xml:space="preserve"> – Декомпозиция</w:t>
+      </w:r>
+      <w:r>
+        <w:t xml:space="preserve"> процесса</w:t>
+      </w:r>
+      <w:r>
+        <w:t xml:space="preserve"> «Выбор курса»</w:t>
       </w:r>
       <w:r>
         <w:br/>
@@ -843,11 +881,14 @@
         <w:br/>
       </w:r>
       <w:r>
+        <w:rPr>
+          <w:noProof/>
+        </w:rPr>
         <w:drawing>
-          <wp:inline distT="0" distB="0" distL="0" distR="0" wp14:anchorId="1A24CBB3" wp14:editId="7A3B9E70">
-            <wp:extent cx="5311140" cy="2859102"/>
-            <wp:effectExtent l="0" t="0" r="3810" b="0"/>
-            <wp:docPr id="4" name="Рисунок 4"/>
+          <wp:inline distT="0" distB="0" distL="0" distR="0" wp14:anchorId="28AF35A6" wp14:editId="1367971A">
+            <wp:extent cx="5940425" cy="3992880"/>
+            <wp:effectExtent l="0" t="0" r="3175" b="7620"/>
+            <wp:docPr id="15" name="Рисунок 15"/>
             <wp:cNvGraphicFramePr>
               <a:graphicFrameLocks xmlns:a="http://schemas.openxmlformats.org/drawingml/2006/main" noChangeAspect="1"/>
             </wp:cNvGraphicFramePr>
@@ -867,7 +908,7 @@
                   <pic:spPr>
                     <a:xfrm>
                       <a:off x="0" y="0"/>
-                      <a:ext cx="5317615" cy="2862587"/>
+                      <a:ext cx="5940425" cy="3992880"/>
                     </a:xfrm>
                     <a:prstGeom prst="rect">
                       <a:avLst/>
@@ -894,7 +935,35 @@
         <w:t>5</w:t>
       </w:r>
       <w:r>
-        <w:t xml:space="preserve"> – Декомпозиция «Обучение»</w:t>
+        <w:t xml:space="preserve"> – Декомпозиция </w:t>
+      </w:r>
+      <w:r>
+        <w:t xml:space="preserve">процесса </w:t>
+      </w:r>
+      <w:r>
+        <w:t>«Обучение»</w:t>
+      </w:r>
+    </w:p>
+    <w:p>
+      <w:pPr>
+        <w:pStyle w:val="af4"/>
+        <w:spacing w:line="240" w:lineRule="auto"/>
+        <w:ind w:firstLine="0"/>
+      </w:pPr>
+    </w:p>
+    <w:p>
+      <w:pPr>
+        <w:pStyle w:val="af4"/>
+      </w:pPr>
+      <w:r>
+        <w:lastRenderedPageBreak/>
+        <w:t xml:space="preserve">На рисунке </w:t>
+      </w:r>
+      <w:r>
+        <w:t>6</w:t>
+      </w:r>
+      <w:r>
+        <w:t xml:space="preserve"> представлена декомпозиция «Оценки и выдачи результатов».</w:t>
       </w:r>
     </w:p>
     <w:p>
@@ -904,121 +973,15 @@
         <w:ind w:firstLine="0"/>
         <w:jc w:val="center"/>
       </w:pPr>
-    </w:p>
-    <w:p>
-      <w:pPr>
-        <w:pStyle w:val="af4"/>
-      </w:pPr>
-      <w:r>
-        <w:t>Чтобы дырки не было, вставлю сюда свой любимый мем (рисунок 5).</w:t>
-      </w:r>
-    </w:p>
-    <w:p>
-      <w:pPr>
-        <w:pStyle w:val="af4"/>
-        <w:spacing w:line="240" w:lineRule="auto"/>
-        <w:ind w:firstLine="0"/>
-        <w:jc w:val="center"/>
-      </w:pPr>
       <w:r>
         <w:rPr>
           <w:noProof/>
         </w:rPr>
         <w:drawing>
-          <wp:inline distT="0" distB="0" distL="0" distR="0" wp14:anchorId="6CACD9E8" wp14:editId="087564E0">
-            <wp:extent cx="2232660" cy="2055337"/>
-            <wp:effectExtent l="0" t="0" r="0" b="2540"/>
-            <wp:docPr id="6" name="Рисунок 6"/>
-            <wp:cNvGraphicFramePr>
-              <a:graphicFrameLocks xmlns:a="http://schemas.openxmlformats.org/drawingml/2006/main" noChangeAspect="1"/>
-            </wp:cNvGraphicFramePr>
-            <a:graphic xmlns:a="http://schemas.openxmlformats.org/drawingml/2006/main">
-              <a:graphicData uri="http://schemas.openxmlformats.org/drawingml/2006/picture">
-                <pic:pic xmlns:pic="http://schemas.openxmlformats.org/drawingml/2006/picture">
-                  <pic:nvPicPr>
-                    <pic:cNvPr id="0" name="Picture 1"/>
-                    <pic:cNvPicPr>
-                      <a:picLocks noChangeAspect="1" noChangeArrowheads="1"/>
-                    </pic:cNvPicPr>
-                  </pic:nvPicPr>
-                  <pic:blipFill>
-                    <a:blip r:embed="rId13" cstate="print">
-                      <a:extLst>
-                        <a:ext uri="{28A0092B-C50C-407E-A947-70E740481C1C}">
-                          <a14:useLocalDpi xmlns:a14="http://schemas.microsoft.com/office/drawing/2010/main" val="0"/>
-                        </a:ext>
-                      </a:extLst>
-                    </a:blip>
-                    <a:srcRect/>
-                    <a:stretch>
-                      <a:fillRect/>
-                    </a:stretch>
-                  </pic:blipFill>
-                  <pic:spPr bwMode="auto">
-                    <a:xfrm>
-                      <a:off x="0" y="0"/>
-                      <a:ext cx="2248923" cy="2070308"/>
-                    </a:xfrm>
-                    <a:prstGeom prst="rect">
-                      <a:avLst/>
-                    </a:prstGeom>
-                    <a:noFill/>
-                    <a:ln>
-                      <a:noFill/>
-                    </a:ln>
-                  </pic:spPr>
-                </pic:pic>
-              </a:graphicData>
-            </a:graphic>
-          </wp:inline>
-        </w:drawing>
-      </w:r>
-    </w:p>
-    <w:p>
-      <w:pPr>
-        <w:pStyle w:val="af4"/>
-        <w:spacing w:line="240" w:lineRule="auto"/>
-        <w:ind w:firstLine="0"/>
-        <w:jc w:val="center"/>
-      </w:pPr>
-      <w:r>
-        <w:t xml:space="preserve">Рисунок </w:t>
-      </w:r>
-      <w:r>
-        <w:t>6</w:t>
-      </w:r>
-      <w:r>
-        <w:t xml:space="preserve"> – Мем «Какашки мне в кармашки»</w:t>
-      </w:r>
-    </w:p>
-    <w:p>
-      <w:pPr>
-        <w:pStyle w:val="af4"/>
-      </w:pPr>
-      <w:r>
-        <w:lastRenderedPageBreak/>
-        <w:t xml:space="preserve">На рисунке </w:t>
-      </w:r>
-      <w:r>
-        <w:t>7</w:t>
-      </w:r>
-      <w:r>
-        <w:t xml:space="preserve"> представлена декомпозиция «Оценки и выдачи результатов».</w:t>
-      </w:r>
-    </w:p>
-    <w:p>
-      <w:pPr>
-        <w:pStyle w:val="af4"/>
-        <w:spacing w:line="240" w:lineRule="auto"/>
-        <w:ind w:firstLine="0"/>
-        <w:jc w:val="center"/>
-      </w:pPr>
-      <w:r>
-        <w:drawing>
-          <wp:inline distT="0" distB="0" distL="0" distR="0" wp14:anchorId="0780DC3F" wp14:editId="1988ED34">
-            <wp:extent cx="5940425" cy="3192780"/>
-            <wp:effectExtent l="0" t="0" r="0" b="1905"/>
-            <wp:docPr id="5" name="Рисунок 5"/>
+          <wp:inline distT="0" distB="0" distL="0" distR="0" wp14:anchorId="6F5E9E81" wp14:editId="53BAB4B1">
+            <wp:extent cx="5940425" cy="3966845"/>
+            <wp:effectExtent l="0" t="0" r="3175" b="0"/>
+            <wp:docPr id="18" name="Рисунок 18"/>
             <wp:cNvGraphicFramePr>
               <a:graphicFrameLocks xmlns:a="http://schemas.openxmlformats.org/drawingml/2006/main" noChangeAspect="1"/>
             </wp:cNvGraphicFramePr>
@@ -1030,7 +993,7 @@
                     <pic:cNvPicPr/>
                   </pic:nvPicPr>
                   <pic:blipFill>
-                    <a:blip r:embed="rId14"/>
+                    <a:blip r:embed="rId13"/>
                     <a:stretch>
                       <a:fillRect/>
                     </a:stretch>
@@ -1038,7 +1001,7 @@
                   <pic:spPr>
                     <a:xfrm>
                       <a:off x="0" y="0"/>
-                      <a:ext cx="5940425" cy="3192780"/>
+                      <a:ext cx="5940425" cy="3966845"/>
                     </a:xfrm>
                     <a:prstGeom prst="rect">
                       <a:avLst/>
@@ -1061,10 +1024,16 @@
         <w:t xml:space="preserve">Рисунок </w:t>
       </w:r>
       <w:r>
-        <w:t>7</w:t>
-      </w:r>
-      <w:r>
-        <w:t xml:space="preserve"> – Декомпозиция «Оценка и выдача результатов»</w:t>
+        <w:t>6</w:t>
+      </w:r>
+      <w:r>
+        <w:t xml:space="preserve"> – Декомпозиция </w:t>
+      </w:r>
+      <w:r>
+        <w:t xml:space="preserve">процесса </w:t>
+      </w:r>
+      <w:r>
+        <w:t>«Оценка и выдача результатов»</w:t>
       </w:r>
     </w:p>
     <w:p>
@@ -1073,7 +1042,7 @@
       </w:pPr>
     </w:p>
     <w:sectPr>
-      <w:footerReference w:type="default" r:id="rId15"/>
+      <w:footerReference w:type="default" r:id="rId14"/>
       <w:pgSz w:w="11906" w:h="16838"/>
       <w:pgMar w:top="1134" w:right="850" w:bottom="1134" w:left="1701" w:header="708" w:footer="708" w:gutter="0"/>
       <w:cols w:space="708"/>
@@ -1085,7 +1054,7 @@
 </file>
 
 <file path=word/endnotes.xml><?xml version="1.0" encoding="utf-8"?>
-<w:endnotes xmlns:wpc="http://schemas.microsoft.com/office/word/2010/wordprocessingCanvas" xmlns:cx="http://schemas.microsoft.com/office/drawing/2014/chartex" xmlns:cx1="http://schemas.microsoft.com/office/drawing/2015/9/8/chartex" xmlns:cx2="http://schemas.microsoft.com/office/drawing/2015/10/21/chartex" xmlns:cx3="http://schemas.microsoft.com/office/drawing/2016/5/9/chartex" xmlns:cx4="http://schemas.microsoft.com/office/drawing/2016/5/10/chartex" xmlns:cx5="http://schemas.microsoft.com/office/drawing/2016/5/11/chartex" xmlns:cx6="http://schemas.microsoft.com/office/drawing/2016/5/12/chartex" xmlns:cx7="http://schemas.microsoft.com/office/drawing/2016/5/13/chartex" xmlns:cx8="http://schemas.microsoft.com/office/drawing/2016/5/14/chartex" xmlns:mc="http://schemas.openxmlformats.org/markup-compatibility/2006" xmlns:aink="http://schemas.microsoft.com/office/drawing/2016/ink" xmlns:am3d="http://schemas.microsoft.com/office/drawing/2017/model3d" xmlns:o="urn:schemas-microsoft-com:office:office" xmlns:oel="http://schemas.microsoft.com/office/2019/extlst" xmlns:r="http://schemas.openxmlformats.org/officeDocument/2006/relationships" xmlns:m="http://schemas.openxmlformats.org/officeDocument/2006/math" xmlns:v="urn:schemas-microsoft-com:vml" xmlns:wp14="http://schemas.microsoft.com/office/word/2010/wordprocessingDrawing" xmlns:wp="http://schemas.openxmlformats.org/drawingml/2006/wordprocessingDrawing" xmlns:w10="urn:schemas-microsoft-com:office:word" xmlns:w="http://schemas.openxmlformats.org/wordprocessingml/2006/main" xmlns:w14="http://schemas.microsoft.com/office/word/2010/wordml" xmlns:w15="http://schemas.microsoft.com/office/word/2012/wordml" xmlns:w16cex="http://schemas.microsoft.com/office/word/2018/wordml/cex" xmlns:w16cid="http://schemas.microsoft.com/office/word/2016/wordml/cid" xmlns:w16="http://schemas.microsoft.com/office/word/2018/wordml" xmlns:w16sdtdh="http://schemas.microsoft.com/office/word/2020/wordml/sdtdatahash" xmlns:w16se="http://schemas.microsoft.com/office/word/2015/wordml/symex" xmlns:wpg="http://schemas.microsoft.com/office/word/2010/wordprocessingGroup" xmlns:wpi="http://schemas.microsoft.com/office/word/2010/wordprocessingInk" xmlns:wne="http://schemas.microsoft.com/office/word/2006/wordml" xmlns:wps="http://schemas.microsoft.com/office/word/2010/wordprocessingShape" mc:Ignorable="w14 w15 w16se w16cid w16 w16cex w16sdtdh wp14">
+<w:endnotes xmlns:wpc="http://schemas.microsoft.com/office/word/2010/wordprocessingCanvas" xmlns:cx="http://schemas.microsoft.com/office/drawing/2014/chartex" xmlns:cx1="http://schemas.microsoft.com/office/drawing/2015/9/8/chartex" xmlns:cx2="http://schemas.microsoft.com/office/drawing/2015/10/21/chartex" xmlns:cx3="http://schemas.microsoft.com/office/drawing/2016/5/9/chartex" xmlns:cx4="http://schemas.microsoft.com/office/drawing/2016/5/10/chartex" xmlns:cx5="http://schemas.microsoft.com/office/drawing/2016/5/11/chartex" xmlns:cx6="http://schemas.microsoft.com/office/drawing/2016/5/12/chartex" xmlns:cx7="http://schemas.microsoft.com/office/drawing/2016/5/13/chartex" xmlns:cx8="http://schemas.microsoft.com/office/drawing/2016/5/14/chartex" xmlns:mc="http://schemas.openxmlformats.org/markup-compatibility/2006" xmlns:aink="http://schemas.microsoft.com/office/drawing/2016/ink" xmlns:am3d="http://schemas.microsoft.com/office/drawing/2017/model3d" xmlns:o="urn:schemas-microsoft-com:office:office" xmlns:r="http://schemas.openxmlformats.org/officeDocument/2006/relationships" xmlns:m="http://schemas.openxmlformats.org/officeDocument/2006/math" xmlns:v="urn:schemas-microsoft-com:vml" xmlns:wp14="http://schemas.microsoft.com/office/word/2010/wordprocessingDrawing" xmlns:wp="http://schemas.openxmlformats.org/drawingml/2006/wordprocessingDrawing" xmlns:w10="urn:schemas-microsoft-com:office:word" xmlns:w="http://schemas.openxmlformats.org/wordprocessingml/2006/main" xmlns:w14="http://schemas.microsoft.com/office/word/2010/wordml" xmlns:w15="http://schemas.microsoft.com/office/word/2012/wordml" xmlns:w16cex="http://schemas.microsoft.com/office/word/2018/wordml/cex" xmlns:w16cid="http://schemas.microsoft.com/office/word/2016/wordml/cid" xmlns:w16="http://schemas.microsoft.com/office/word/2018/wordml" xmlns:w16sdtdh="http://schemas.microsoft.com/office/word/2020/wordml/sdtdatahash" xmlns:w16se="http://schemas.microsoft.com/office/word/2015/wordml/symex" xmlns:wpg="http://schemas.microsoft.com/office/word/2010/wordprocessingGroup" xmlns:wpi="http://schemas.microsoft.com/office/word/2010/wordprocessingInk" xmlns:wne="http://schemas.microsoft.com/office/word/2006/wordml" xmlns:wps="http://schemas.microsoft.com/office/word/2010/wordprocessingShape" mc:Ignorable="w14 w15 w16se w16cid w16 w16cex w16sdtdh wp14">
   <w:endnote w:type="separator" w:id="-1">
     <w:p>
       <w:r>
@@ -1104,7 +1073,7 @@
 </file>
 
 <file path=word/footer1.xml><?xml version="1.0" encoding="utf-8"?>
-<w:ftr xmlns:wpc="http://schemas.microsoft.com/office/word/2010/wordprocessingCanvas" xmlns:cx="http://schemas.microsoft.com/office/drawing/2014/chartex" xmlns:cx1="http://schemas.microsoft.com/office/drawing/2015/9/8/chartex" xmlns:cx2="http://schemas.microsoft.com/office/drawing/2015/10/21/chartex" xmlns:cx3="http://schemas.microsoft.com/office/drawing/2016/5/9/chartex" xmlns:cx4="http://schemas.microsoft.com/office/drawing/2016/5/10/chartex" xmlns:cx5="http://schemas.microsoft.com/office/drawing/2016/5/11/chartex" xmlns:cx6="http://schemas.microsoft.com/office/drawing/2016/5/12/chartex" xmlns:cx7="http://schemas.microsoft.com/office/drawing/2016/5/13/chartex" xmlns:cx8="http://schemas.microsoft.com/office/drawing/2016/5/14/chartex" xmlns:mc="http://schemas.openxmlformats.org/markup-compatibility/2006" xmlns:aink="http://schemas.microsoft.com/office/drawing/2016/ink" xmlns:am3d="http://schemas.microsoft.com/office/drawing/2017/model3d" xmlns:o="urn:schemas-microsoft-com:office:office" xmlns:oel="http://schemas.microsoft.com/office/2019/extlst" xmlns:r="http://schemas.openxmlformats.org/officeDocument/2006/relationships" xmlns:m="http://schemas.openxmlformats.org/officeDocument/2006/math" xmlns:v="urn:schemas-microsoft-com:vml" xmlns:wp14="http://schemas.microsoft.com/office/word/2010/wordprocessingDrawing" xmlns:wp="http://schemas.openxmlformats.org/drawingml/2006/wordprocessingDrawing" xmlns:w10="urn:schemas-microsoft-com:office:word" xmlns:w="http://schemas.openxmlformats.org/wordprocessingml/2006/main" xmlns:w14="http://schemas.microsoft.com/office/word/2010/wordml" xmlns:w15="http://schemas.microsoft.com/office/word/2012/wordml" xmlns:w16cex="http://schemas.microsoft.com/office/word/2018/wordml/cex" xmlns:w16cid="http://schemas.microsoft.com/office/word/2016/wordml/cid" xmlns:w16="http://schemas.microsoft.com/office/word/2018/wordml" xmlns:w16sdtdh="http://schemas.microsoft.com/office/word/2020/wordml/sdtdatahash" xmlns:w16se="http://schemas.microsoft.com/office/word/2015/wordml/symex" xmlns:wpg="http://schemas.microsoft.com/office/word/2010/wordprocessingGroup" xmlns:wpi="http://schemas.microsoft.com/office/word/2010/wordprocessingInk" xmlns:wne="http://schemas.microsoft.com/office/word/2006/wordml" xmlns:wps="http://schemas.microsoft.com/office/word/2010/wordprocessingShape" mc:Ignorable="w14 w15 w16se w16cid w16 w16cex w16sdtdh wp14">
+<w:ftr xmlns:wpc="http://schemas.microsoft.com/office/word/2010/wordprocessingCanvas" xmlns:cx="http://schemas.microsoft.com/office/drawing/2014/chartex" xmlns:cx1="http://schemas.microsoft.com/office/drawing/2015/9/8/chartex" xmlns:cx2="http://schemas.microsoft.com/office/drawing/2015/10/21/chartex" xmlns:cx3="http://schemas.microsoft.com/office/drawing/2016/5/9/chartex" xmlns:cx4="http://schemas.microsoft.com/office/drawing/2016/5/10/chartex" xmlns:cx5="http://schemas.microsoft.com/office/drawing/2016/5/11/chartex" xmlns:cx6="http://schemas.microsoft.com/office/drawing/2016/5/12/chartex" xmlns:cx7="http://schemas.microsoft.com/office/drawing/2016/5/13/chartex" xmlns:cx8="http://schemas.microsoft.com/office/drawing/2016/5/14/chartex" xmlns:mc="http://schemas.openxmlformats.org/markup-compatibility/2006" xmlns:aink="http://schemas.microsoft.com/office/drawing/2016/ink" xmlns:am3d="http://schemas.microsoft.com/office/drawing/2017/model3d" xmlns:o="urn:schemas-microsoft-com:office:office" xmlns:r="http://schemas.openxmlformats.org/officeDocument/2006/relationships" xmlns:m="http://schemas.openxmlformats.org/officeDocument/2006/math" xmlns:v="urn:schemas-microsoft-com:vml" xmlns:wp14="http://schemas.microsoft.com/office/word/2010/wordprocessingDrawing" xmlns:wp="http://schemas.openxmlformats.org/drawingml/2006/wordprocessingDrawing" xmlns:w10="urn:schemas-microsoft-com:office:word" xmlns:w="http://schemas.openxmlformats.org/wordprocessingml/2006/main" xmlns:w14="http://schemas.microsoft.com/office/word/2010/wordml" xmlns:w15="http://schemas.microsoft.com/office/word/2012/wordml" xmlns:w16cex="http://schemas.microsoft.com/office/word/2018/wordml/cex" xmlns:w16cid="http://schemas.microsoft.com/office/word/2016/wordml/cid" xmlns:w16="http://schemas.microsoft.com/office/word/2018/wordml" xmlns:w16sdtdh="http://schemas.microsoft.com/office/word/2020/wordml/sdtdatahash" xmlns:w16se="http://schemas.microsoft.com/office/word/2015/wordml/symex" xmlns:wpg="http://schemas.microsoft.com/office/word/2010/wordprocessingGroup" xmlns:wpi="http://schemas.microsoft.com/office/word/2010/wordprocessingInk" xmlns:wne="http://schemas.microsoft.com/office/word/2006/wordml" xmlns:wps="http://schemas.microsoft.com/office/word/2010/wordprocessingShape" mc:Ignorable="w14 w15 w16se w16cid w16 w16cex w16sdtdh wp14">
   <w:sdt>
     <w:sdtPr>
       <w:rPr>
@@ -1117,6 +1086,7 @@
         <w:docPartUnique/>
       </w:docPartObj>
     </w:sdtPr>
+    <w:sdtEndPr/>
     <w:sdtContent>
       <w:p>
         <w:pPr>
@@ -1174,7 +1144,7 @@
 </file>
 
 <file path=word/footnotes.xml><?xml version="1.0" encoding="utf-8"?>
-<w:footnotes xmlns:wpc="http://schemas.microsoft.com/office/word/2010/wordprocessingCanvas" xmlns:cx="http://schemas.microsoft.com/office/drawing/2014/chartex" xmlns:cx1="http://schemas.microsoft.com/office/drawing/2015/9/8/chartex" xmlns:cx2="http://schemas.microsoft.com/office/drawing/2015/10/21/chartex" xmlns:cx3="http://schemas.microsoft.com/office/drawing/2016/5/9/chartex" xmlns:cx4="http://schemas.microsoft.com/office/drawing/2016/5/10/chartex" xmlns:cx5="http://schemas.microsoft.com/office/drawing/2016/5/11/chartex" xmlns:cx6="http://schemas.microsoft.com/office/drawing/2016/5/12/chartex" xmlns:cx7="http://schemas.microsoft.com/office/drawing/2016/5/13/chartex" xmlns:cx8="http://schemas.microsoft.com/office/drawing/2016/5/14/chartex" xmlns:mc="http://schemas.openxmlformats.org/markup-compatibility/2006" xmlns:aink="http://schemas.microsoft.com/office/drawing/2016/ink" xmlns:am3d="http://schemas.microsoft.com/office/drawing/2017/model3d" xmlns:o="urn:schemas-microsoft-com:office:office" xmlns:oel="http://schemas.microsoft.com/office/2019/extlst" xmlns:r="http://schemas.openxmlformats.org/officeDocument/2006/relationships" xmlns:m="http://schemas.openxmlformats.org/officeDocument/2006/math" xmlns:v="urn:schemas-microsoft-com:vml" xmlns:wp14="http://schemas.microsoft.com/office/word/2010/wordprocessingDrawing" xmlns:wp="http://schemas.openxmlformats.org/drawingml/2006/wordprocessingDrawing" xmlns:w10="urn:schemas-microsoft-com:office:word" xmlns:w="http://schemas.openxmlformats.org/wordprocessingml/2006/main" xmlns:w14="http://schemas.microsoft.com/office/word/2010/wordml" xmlns:w15="http://schemas.microsoft.com/office/word/2012/wordml" xmlns:w16cex="http://schemas.microsoft.com/office/word/2018/wordml/cex" xmlns:w16cid="http://schemas.microsoft.com/office/word/2016/wordml/cid" xmlns:w16="http://schemas.microsoft.com/office/word/2018/wordml" xmlns:w16sdtdh="http://schemas.microsoft.com/office/word/2020/wordml/sdtdatahash" xmlns:w16se="http://schemas.microsoft.com/office/word/2015/wordml/symex" xmlns:wpg="http://schemas.microsoft.com/office/word/2010/wordprocessingGroup" xmlns:wpi="http://schemas.microsoft.com/office/word/2010/wordprocessingInk" xmlns:wne="http://schemas.microsoft.com/office/word/2006/wordml" xmlns:wps="http://schemas.microsoft.com/office/word/2010/wordprocessingShape" mc:Ignorable="w14 w15 w16se w16cid w16 w16cex w16sdtdh wp14">
+<w:footnotes xmlns:wpc="http://schemas.microsoft.com/office/word/2010/wordprocessingCanvas" xmlns:cx="http://schemas.microsoft.com/office/drawing/2014/chartex" xmlns:cx1="http://schemas.microsoft.com/office/drawing/2015/9/8/chartex" xmlns:cx2="http://schemas.microsoft.com/office/drawing/2015/10/21/chartex" xmlns:cx3="http://schemas.microsoft.com/office/drawing/2016/5/9/chartex" xmlns:cx4="http://schemas.microsoft.com/office/drawing/2016/5/10/chartex" xmlns:cx5="http://schemas.microsoft.com/office/drawing/2016/5/11/chartex" xmlns:cx6="http://schemas.microsoft.com/office/drawing/2016/5/12/chartex" xmlns:cx7="http://schemas.microsoft.com/office/drawing/2016/5/13/chartex" xmlns:cx8="http://schemas.microsoft.com/office/drawing/2016/5/14/chartex" xmlns:mc="http://schemas.openxmlformats.org/markup-compatibility/2006" xmlns:aink="http://schemas.microsoft.com/office/drawing/2016/ink" xmlns:am3d="http://schemas.microsoft.com/office/drawing/2017/model3d" xmlns:o="urn:schemas-microsoft-com:office:office" xmlns:r="http://schemas.openxmlformats.org/officeDocument/2006/relationships" xmlns:m="http://schemas.openxmlformats.org/officeDocument/2006/math" xmlns:v="urn:schemas-microsoft-com:vml" xmlns:wp14="http://schemas.microsoft.com/office/word/2010/wordprocessingDrawing" xmlns:wp="http://schemas.openxmlformats.org/drawingml/2006/wordprocessingDrawing" xmlns:w10="urn:schemas-microsoft-com:office:word" xmlns:w="http://schemas.openxmlformats.org/wordprocessingml/2006/main" xmlns:w14="http://schemas.microsoft.com/office/word/2010/wordml" xmlns:w15="http://schemas.microsoft.com/office/word/2012/wordml" xmlns:w16cex="http://schemas.microsoft.com/office/word/2018/wordml/cex" xmlns:w16cid="http://schemas.microsoft.com/office/word/2016/wordml/cid" xmlns:w16="http://schemas.microsoft.com/office/word/2018/wordml" xmlns:w16sdtdh="http://schemas.microsoft.com/office/word/2020/wordml/sdtdatahash" xmlns:w16se="http://schemas.microsoft.com/office/word/2015/wordml/symex" xmlns:wpg="http://schemas.microsoft.com/office/word/2010/wordprocessingGroup" xmlns:wpi="http://schemas.microsoft.com/office/word/2010/wordprocessingInk" xmlns:wne="http://schemas.microsoft.com/office/word/2006/wordml" xmlns:wps="http://schemas.microsoft.com/office/word/2010/wordprocessingShape" mc:Ignorable="w14 w15 w16se w16cid w16 w16cex w16sdtdh wp14">
   <w:footnote w:type="separator" w:id="-1">
     <w:p>
       <w:r>
@@ -1193,7 +1163,7 @@
 </file>
 
 <file path=word/numbering.xml><?xml version="1.0" encoding="utf-8"?>
-<w:numbering xmlns:wpc="http://schemas.microsoft.com/office/word/2010/wordprocessingCanvas" xmlns:cx="http://schemas.microsoft.com/office/drawing/2014/chartex" xmlns:cx1="http://schemas.microsoft.com/office/drawing/2015/9/8/chartex" xmlns:cx2="http://schemas.microsoft.com/office/drawing/2015/10/21/chartex" xmlns:cx3="http://schemas.microsoft.com/office/drawing/2016/5/9/chartex" xmlns:cx4="http://schemas.microsoft.com/office/drawing/2016/5/10/chartex" xmlns:cx5="http://schemas.microsoft.com/office/drawing/2016/5/11/chartex" xmlns:cx6="http://schemas.microsoft.com/office/drawing/2016/5/12/chartex" xmlns:cx7="http://schemas.microsoft.com/office/drawing/2016/5/13/chartex" xmlns:cx8="http://schemas.microsoft.com/office/drawing/2016/5/14/chartex" xmlns:mc="http://schemas.openxmlformats.org/markup-compatibility/2006" xmlns:aink="http://schemas.microsoft.com/office/drawing/2016/ink" xmlns:am3d="http://schemas.microsoft.com/office/drawing/2017/model3d" xmlns:o="urn:schemas-microsoft-com:office:office" xmlns:oel="http://schemas.microsoft.com/office/2019/extlst" xmlns:r="http://schemas.openxmlformats.org/officeDocument/2006/relationships" xmlns:m="http://schemas.openxmlformats.org/officeDocument/2006/math" xmlns:v="urn:schemas-microsoft-com:vml" xmlns:wp14="http://schemas.microsoft.com/office/word/2010/wordprocessingDrawing" xmlns:wp="http://schemas.openxmlformats.org/drawingml/2006/wordprocessingDrawing" xmlns:w10="urn:schemas-microsoft-com:office:word" xmlns:w="http://schemas.openxmlformats.org/wordprocessingml/2006/main" xmlns:w14="http://schemas.microsoft.com/office/word/2010/wordml" xmlns:w15="http://schemas.microsoft.com/office/word/2012/wordml" xmlns:w16cex="http://schemas.microsoft.com/office/word/2018/wordml/cex" xmlns:w16cid="http://schemas.microsoft.com/office/word/2016/wordml/cid" xmlns:w16="http://schemas.microsoft.com/office/word/2018/wordml" xmlns:w16sdtdh="http://schemas.microsoft.com/office/word/2020/wordml/sdtdatahash" xmlns:w16se="http://schemas.microsoft.com/office/word/2015/wordml/symex" xmlns:wpg="http://schemas.microsoft.com/office/word/2010/wordprocessingGroup" xmlns:wpi="http://schemas.microsoft.com/office/word/2010/wordprocessingInk" xmlns:wne="http://schemas.microsoft.com/office/word/2006/wordml" xmlns:wps="http://schemas.microsoft.com/office/word/2010/wordprocessingShape" mc:Ignorable="w14 w15 w16se w16cid w16 w16cex w16sdtdh wp14">
+<w:numbering xmlns:wpc="http://schemas.microsoft.com/office/word/2010/wordprocessingCanvas" xmlns:cx="http://schemas.microsoft.com/office/drawing/2014/chartex" xmlns:cx1="http://schemas.microsoft.com/office/drawing/2015/9/8/chartex" xmlns:cx2="http://schemas.microsoft.com/office/drawing/2015/10/21/chartex" xmlns:cx3="http://schemas.microsoft.com/office/drawing/2016/5/9/chartex" xmlns:cx4="http://schemas.microsoft.com/office/drawing/2016/5/10/chartex" xmlns:cx5="http://schemas.microsoft.com/office/drawing/2016/5/11/chartex" xmlns:cx6="http://schemas.microsoft.com/office/drawing/2016/5/12/chartex" xmlns:cx7="http://schemas.microsoft.com/office/drawing/2016/5/13/chartex" xmlns:cx8="http://schemas.microsoft.com/office/drawing/2016/5/14/chartex" xmlns:mc="http://schemas.openxmlformats.org/markup-compatibility/2006" xmlns:aink="http://schemas.microsoft.com/office/drawing/2016/ink" xmlns:am3d="http://schemas.microsoft.com/office/drawing/2017/model3d" xmlns:o="urn:schemas-microsoft-com:office:office" xmlns:r="http://schemas.openxmlformats.org/officeDocument/2006/relationships" xmlns:m="http://schemas.openxmlformats.org/officeDocument/2006/math" xmlns:v="urn:schemas-microsoft-com:vml" xmlns:wp14="http://schemas.microsoft.com/office/word/2010/wordprocessingDrawing" xmlns:wp="http://schemas.openxmlformats.org/drawingml/2006/wordprocessingDrawing" xmlns:w10="urn:schemas-microsoft-com:office:word" xmlns:w="http://schemas.openxmlformats.org/wordprocessingml/2006/main" xmlns:w14="http://schemas.microsoft.com/office/word/2010/wordml" xmlns:w15="http://schemas.microsoft.com/office/word/2012/wordml" xmlns:w16cex="http://schemas.microsoft.com/office/word/2018/wordml/cex" xmlns:w16cid="http://schemas.microsoft.com/office/word/2016/wordml/cid" xmlns:w16="http://schemas.microsoft.com/office/word/2018/wordml" xmlns:w16sdtdh="http://schemas.microsoft.com/office/word/2020/wordml/sdtdatahash" xmlns:w16se="http://schemas.microsoft.com/office/word/2015/wordml/symex" xmlns:wpg="http://schemas.microsoft.com/office/word/2010/wordprocessingGroup" xmlns:wpi="http://schemas.microsoft.com/office/word/2010/wordprocessingInk" xmlns:wne="http://schemas.microsoft.com/office/word/2006/wordml" xmlns:wps="http://schemas.microsoft.com/office/word/2010/wordprocessingShape" mc:Ignorable="w14 w15 w16se w16cid w16 w16cex w16sdtdh wp14">
   <w:abstractNum w:abstractNumId="0" w15:restartNumberingAfterBreak="0">
     <w:nsid w:val="030A3988"/>
     <w:multiLevelType w:val="multilevel"/>
@@ -3620,67 +3590,67 @@
       </w:rPr>
     </w:lvl>
   </w:abstractNum>
-  <w:num w:numId="1" w16cid:durableId="735323792">
+  <w:num w:numId="1">
     <w:abstractNumId w:val="10"/>
   </w:num>
-  <w:num w:numId="2" w16cid:durableId="345180849">
+  <w:num w:numId="2">
     <w:abstractNumId w:val="5"/>
   </w:num>
-  <w:num w:numId="3" w16cid:durableId="104083376">
+  <w:num w:numId="3">
     <w:abstractNumId w:val="17"/>
   </w:num>
-  <w:num w:numId="4" w16cid:durableId="1636763149">
+  <w:num w:numId="4">
     <w:abstractNumId w:val="19"/>
   </w:num>
-  <w:num w:numId="5" w16cid:durableId="1807357536">
+  <w:num w:numId="5">
     <w:abstractNumId w:val="6"/>
   </w:num>
-  <w:num w:numId="6" w16cid:durableId="207306330">
+  <w:num w:numId="6">
     <w:abstractNumId w:val="7"/>
   </w:num>
-  <w:num w:numId="7" w16cid:durableId="1290278377">
+  <w:num w:numId="7">
     <w:abstractNumId w:val="1"/>
   </w:num>
-  <w:num w:numId="8" w16cid:durableId="129707895">
+  <w:num w:numId="8">
     <w:abstractNumId w:val="0"/>
   </w:num>
-  <w:num w:numId="9" w16cid:durableId="464470658">
+  <w:num w:numId="9">
     <w:abstractNumId w:val="16"/>
   </w:num>
-  <w:num w:numId="10" w16cid:durableId="1406221641">
+  <w:num w:numId="10">
     <w:abstractNumId w:val="4"/>
   </w:num>
-  <w:num w:numId="11" w16cid:durableId="2120485109">
+  <w:num w:numId="11">
     <w:abstractNumId w:val="9"/>
   </w:num>
-  <w:num w:numId="12" w16cid:durableId="1161384742">
+  <w:num w:numId="12">
     <w:abstractNumId w:val="3"/>
   </w:num>
-  <w:num w:numId="13" w16cid:durableId="2035644706">
+  <w:num w:numId="13">
     <w:abstractNumId w:val="15"/>
   </w:num>
-  <w:num w:numId="14" w16cid:durableId="1990547345">
+  <w:num w:numId="14">
     <w:abstractNumId w:val="13"/>
   </w:num>
-  <w:num w:numId="15" w16cid:durableId="487670459">
+  <w:num w:numId="15">
     <w:abstractNumId w:val="18"/>
   </w:num>
-  <w:num w:numId="16" w16cid:durableId="1389189717">
+  <w:num w:numId="16">
     <w:abstractNumId w:val="11"/>
   </w:num>
-  <w:num w:numId="17" w16cid:durableId="1553804703">
+  <w:num w:numId="17">
     <w:abstractNumId w:val="14"/>
   </w:num>
-  <w:num w:numId="18" w16cid:durableId="1182743873">
+  <w:num w:numId="18">
     <w:abstractNumId w:val="20"/>
   </w:num>
-  <w:num w:numId="19" w16cid:durableId="434982745">
+  <w:num w:numId="19">
     <w:abstractNumId w:val="2"/>
   </w:num>
-  <w:num w:numId="20" w16cid:durableId="1515533585">
+  <w:num w:numId="20">
     <w:abstractNumId w:val="8"/>
   </w:num>
-  <w:num w:numId="21" w16cid:durableId="1555435158">
+  <w:num w:numId="21">
     <w:abstractNumId w:val="12"/>
   </w:num>
 </w:numbering>
@@ -4139,6 +4109,7 @@
   <w:style w:type="character" w:default="1" w:styleId="a0">
     <w:name w:val="Default Paragraph Font"/>
     <w:uiPriority w:val="1"/>
+    <w:semiHidden/>
     <w:unhideWhenUsed/>
   </w:style>
   <w:style w:type="table" w:default="1" w:styleId="a1">
